--- a/docs/historia/personagens/zane.docx
+++ b/docs/historia/personagens/zane.docx
@@ -208,7 +208,7 @@
                 <w:sz w:val="19"/>
                 <w:szCs w:val="19"/>
               </w:rPr>
-              <w:t xml:space="preserve">filho de um mundo já cheio de máquinas, que sabe tudo de tecnologia e nada de sobreviver.</w:t>
+              <w:t xml:space="preserve">filho de um tempo de relações mornas, que trata pessoas como variáveis: sabe tudo de tecnologia e nada de sobreviver, nem de gente.</w:t>
             </w:r>
           </w:p>
         </w:tc>
@@ -744,7 +744,23 @@
                 <w:sz w:val="19"/>
                 <w:szCs w:val="19"/>
               </w:rPr>
-              <w:t xml:space="preserve">é quem mais entende a tecnologia da Âncora. Chegou a 3026 </w:t>
+              <w:t xml:space="preserve">é quem mais entende a tecnologia da Âncora. Em 2123, as relações entre as pessoas são </w:t>
+            </w:r>
+            <w:r>
+              <w:rPr>
+                <w:b/>
+                <w:bCs/>
+                <w:sz w:val="19"/>
+                <w:szCs w:val="19"/>
+              </w:rPr>
+              <w:t xml:space="preserve">mornas</w:t>
+            </w:r>
+            <w:r>
+              <w:rPr>
+                <w:sz w:val="19"/>
+                <w:szCs w:val="19"/>
+              </w:rPr>
+              <w:t xml:space="preserve">, mediadas por máquinas: o grupo é a primeira convivência intensa e em pessoa que ele tem. Chegou a 3026 </w:t>
             </w:r>
             <w:r>
               <w:rPr>
@@ -997,7 +1013,7 @@
                 <w:sz w:val="19"/>
                 <w:szCs w:val="19"/>
               </w:rPr>
-              <w:t xml:space="preserve">filho de um mundo já cheio de máquinas, que sabe tudo de tecnologia e nada de sobreviver.</w:t>
+              <w:t xml:space="preserve">filho de um tempo de relações mornas, que trata pessoas como variáveis: sabe tudo de tecnologia e nada de sobreviver, nem de gente.</w:t>
             </w:r>
           </w:p>
         </w:tc>
@@ -1063,10 +1079,35 @@
             </w:pPr>
             <w:r>
               <w:rPr>
-                <w:sz w:val="19"/>
-                <w:szCs w:val="19"/>
-              </w:rPr>
-              <w:t xml:space="preserve">confiante, direto, irreverente, elétrico, e mais assustado do que admite.</w:t>
+                <w:b/>
+                <w:bCs/>
+                <w:sz w:val="19"/>
+                <w:szCs w:val="19"/>
+              </w:rPr>
+              <w:t xml:space="preserve">frio</w:t>
+            </w:r>
+            <w:r>
+              <w:rPr>
+                <w:sz w:val="19"/>
+                <w:szCs w:val="19"/>
+              </w:rPr>
+              <w:t xml:space="preserve">, </w:t>
+            </w:r>
+            <w:r>
+              <w:rPr>
+                <w:b/>
+                <w:bCs/>
+                <w:sz w:val="19"/>
+                <w:szCs w:val="19"/>
+              </w:rPr>
+              <w:t xml:space="preserve">calculista</w:t>
+            </w:r>
+            <w:r>
+              <w:rPr>
+                <w:sz w:val="19"/>
+                <w:szCs w:val="19"/>
+              </w:rPr>
+              <w:t xml:space="preserve">, direto, preciso, e mais assustado do que admite.</w:t>
             </w:r>
           </w:p>
         </w:tc>
@@ -1135,7 +1176,23 @@
                 <w:sz w:val="19"/>
                 <w:szCs w:val="19"/>
               </w:rPr>
-              <w:t xml:space="preserve">rápido, com gírias de um futuro que ninguém reconhece. Interrompe os outros. As gírias dele (use sem exagero, no máximo uma ou duas por conversa, e sempre de um jeito que o contexto explique):</w:t>
+              <w:t xml:space="preserve">curto e preciso, em números e probabilidades ("Setenta por cento de chance de virar à esquerda"). Interrompe os outros. As gírias de um futuro que ninguém reconhece continuam, mas ditas </w:t>
+            </w:r>
+            <w:r>
+              <w:rPr>
+                <w:b/>
+                <w:bCs/>
+                <w:sz w:val="19"/>
+                <w:szCs w:val="19"/>
+              </w:rPr>
+              <w:t xml:space="preserve">secas</w:t>
+            </w:r>
+            <w:r>
+              <w:rPr>
+                <w:sz w:val="19"/>
+                <w:szCs w:val="19"/>
+              </w:rPr>
+              <w:t xml:space="preserve">, sem empolgação (use sem exagero, no máximo uma ou duas por conversa, e sempre de um jeito que o contexto explique):</w:t>
             </w:r>
           </w:p>
         </w:tc>
@@ -1356,7 +1413,7 @@
                 <w:sz w:val="19"/>
                 <w:szCs w:val="19"/>
               </w:rPr>
-              <w:t xml:space="preserve">"Três de três? Cromado!"</w:t>
+              <w:t xml:space="preserve">"Três de três. Cromado."</w:t>
             </w:r>
           </w:p>
         </w:tc>
@@ -1744,7 +1801,7 @@
                 <w:sz w:val="19"/>
                 <w:szCs w:val="19"/>
               </w:rPr>
-              <w:t xml:space="preserve">"Despluga, Diana. Tá tudo bem."</w:t>
+              <w:t xml:space="preserve">"Despluga, Diana. A chance de dar errado é baixa."</w:t>
             </w:r>
           </w:p>
         </w:tc>
@@ -2010,7 +2067,23 @@
                 <w:sz w:val="19"/>
                 <w:szCs w:val="19"/>
               </w:rPr>
-              <w:t xml:space="preserve">: dar de cara com uma máquina que ele não entende e não consegue consertar. Para quem cresceu achando que toda máquina tem conserto, é o chão sumindo. A Âncora é essa máquina. (O medo antigo, a IA, saiu: em 3026 a IA é uma ferramenta, sem consciência. Enredo Principal, seção 2.1.)</w:t>
+              <w:t xml:space="preserve">: dar de cara com uma máquina que ele não entende e não consegue consertar. Para quem cresceu achando que toda máquina tem conserto, é o chão sumindo. A Âncora é essa máquina. E as </w:t>
+            </w:r>
+            <w:r>
+              <w:rPr>
+                <w:b/>
+                <w:bCs/>
+                <w:sz w:val="19"/>
+                <w:szCs w:val="19"/>
+              </w:rPr>
+              <w:t xml:space="preserve">pessoas</w:t>
+            </w:r>
+            <w:r>
+              <w:rPr>
+                <w:sz w:val="19"/>
+                <w:szCs w:val="19"/>
+              </w:rPr>
+              <w:t xml:space="preserve"> também são máquinas que ele não sabe consertar: o drama da Diana e o controle da Clarice não fazem sentido para ele. (O medo antigo, a IA, saiu: em 3026 a IA é uma ferramenta, sem consciência. Enredo Principal, seção 2.1.)</w:t>
             </w:r>
           </w:p>
         </w:tc>
@@ -2148,7 +2221,23 @@
                 <w:sz w:val="19"/>
                 <w:szCs w:val="19"/>
               </w:rPr>
-              <w:t xml:space="preserve">pendente (Enredo Principal, seção 10.4). O arco antigo, ficar em 3026 para domar a IA, saiu.</w:t>
+              <w:t xml:space="preserve">de quem trata gente como dado a quem </w:t>
+            </w:r>
+            <w:r>
+              <w:rPr>
+                <w:b/>
+                <w:bCs/>
+                <w:sz w:val="19"/>
+                <w:szCs w:val="19"/>
+              </w:rPr>
+              <w:t xml:space="preserve">se importa</w:t>
+            </w:r>
+            <w:r>
+              <w:rPr>
+                <w:sz w:val="19"/>
+                <w:szCs w:val="19"/>
+              </w:rPr>
+              <w:t xml:space="preserve">. O primeiro sinal é o rádio que ele deixou no balcão da Biblioteca por causa da Clarice: ele diz que foi protocolo ("perder gente é ineficiente"), mas não foi só isso.</w:t>
             </w:r>
           </w:p>
         </w:tc>
@@ -2391,7 +2480,23 @@
                 <w:sz w:val="19"/>
                 <w:szCs w:val="19"/>
               </w:rPr>
-              <w:t xml:space="preserve">Desconfia dele. Passa dias tentando invadir o bunker para ver o que o Henrique faz lá</w:t>
+              <w:t xml:space="preserve">Desconfia dele porque </w:t>
+            </w:r>
+            <w:r>
+              <w:rPr>
+                <w:b/>
+                <w:bCs/>
+                <w:sz w:val="19"/>
+                <w:szCs w:val="19"/>
+              </w:rPr>
+              <w:t xml:space="preserve">os números não fecham</w:t>
+            </w:r>
+            <w:r>
+              <w:rPr>
+                <w:sz w:val="19"/>
+                <w:szCs w:val="19"/>
+              </w:rPr>
+              <w:t xml:space="preserve">: anota cada inconsistência. Passa dias tentando invadir o bunker para ver o que o Henrique faz lá</w:t>
             </w:r>
           </w:p>
         </w:tc>
@@ -2458,7 +2563,7 @@
                 <w:sz w:val="19"/>
                 <w:szCs w:val="19"/>
               </w:rPr>
-              <w:t xml:space="preserve">Rivalidade de tecnologia, duas épocas da computação: ele chama a Clarice de "analógica" e o disquete de pré-histórico; ela acha que ele não sabe fazer nada sem uma máquina. Por baixo, respeito: foi por causa dela que ele deixou o rádio no balcão da Biblioteca</w:t>
+              <w:t xml:space="preserve">Rivalidade de tecnologia, duas épocas da computação, numa comparação fria: ele chama a Clarice de "analógica" e o disquete de pré-histórico; ela acha que ele não sabe fazer nada sem uma máquina. Por baixo, respeito: foi por causa dela que ele deixou o rádio no balcão da Biblioteca</w:t>
             </w:r>
           </w:p>
         </w:tc>
@@ -2525,74 +2630,7 @@
                 <w:sz w:val="19"/>
                 <w:szCs w:val="19"/>
               </w:rPr>
-              <w:t xml:space="preserve">Ela leva tudo a sério demais e chama os robôs de "autômatos"; ele acha graça no drama e a provoca ("despluga, Diana"). Ela se irrita, e ele, sem admitir, fica mais calmo quando ela se acalma</w:t>
-            </w:r>
-          </w:p>
-        </w:tc>
-      </w:tr>
-      <w:tr>
-        <w:trPr>
-          <w:cantSplit/>
-        </w:trPr>
-        <w:tc>
-          <w:tcPr>
-            <w:tcW w:type="dxa" w:w="2500"/>
-            <w:tcBorders>
-              <w:top w:val="single" w:color="BFC9D1" w:sz="4"/>
-              <w:left w:val="single" w:color="BFC9D1" w:sz="4"/>
-              <w:bottom w:val="single" w:color="BFC9D1" w:sz="4"/>
-              <w:right w:val="single" w:color="BFC9D1" w:sz="4"/>
-            </w:tcBorders>
-            <w:tcMar>
-              <w:top w:type="dxa" w:w="80"/>
-              <w:left w:type="dxa" w:w="120"/>
-              <w:bottom w:type="dxa" w:w="80"/>
-              <w:right w:type="dxa" w:w="120"/>
-            </w:tcMar>
-            <w:vAlign w:val="top"/>
-          </w:tcPr>
-          <w:p>
-            <w:pPr>
-              <w:spacing w:before="0" w:after="40"/>
-            </w:pPr>
-            <w:r>
-              <w:rPr>
-                <w:color w:val="2A7F8E"/>
-                <w:sz w:val="19"/>
-                <w:szCs w:val="19"/>
-                <w:u w:val="single"/>
-              </w:rPr>
-              <w:t xml:space="preserve">Baltazar</w:t>
-            </w:r>
-          </w:p>
-        </w:tc>
-        <w:tc>
-          <w:tcPr>
-            <w:tcW w:type="dxa" w:w="6526"/>
-            <w:tcBorders>
-              <w:top w:val="single" w:color="BFC9D1" w:sz="4"/>
-              <w:left w:val="single" w:color="BFC9D1" w:sz="4"/>
-              <w:bottom w:val="single" w:color="BFC9D1" w:sz="4"/>
-              <w:right w:val="single" w:color="BFC9D1" w:sz="4"/>
-            </w:tcBorders>
-            <w:tcMar>
-              <w:top w:type="dxa" w:w="80"/>
-              <w:left w:type="dxa" w:w="120"/>
-              <w:bottom w:type="dxa" w:w="80"/>
-              <w:right w:type="dxa" w:w="120"/>
-            </w:tcMar>
-            <w:vAlign w:val="top"/>
-          </w:tcPr>
-          <w:p>
-            <w:pPr>
-              <w:spacing w:before="0" w:after="40"/>
-            </w:pPr>
-            <w:r>
-              <w:rPr>
-                <w:sz w:val="19"/>
-                <w:szCs w:val="19"/>
-              </w:rPr>
-              <w:t xml:space="preserve">Os dois extremos do tempo: fé contra tecnologia, e ainda assim os dois mais curiosos do grupo</w:t>
+              <w:t xml:space="preserve">O drama dela o deixa sem entender nada: ele responde com números ("despluga, Diana"). Ela se irrita, e ele, sem admitir, fica mais calmo quando ela se acalma</w:t>
             </w:r>
           </w:p>
         </w:tc>
@@ -4335,6 +4373,19 @@
       </w:r>
       <w:r>
         <w:t xml:space="preserve">).</w:t>
+      </w:r>
+    </w:p>
+    <w:p>
+      <w:pPr>
+        <w:pStyle w:val="ListParagraph"/>
+        <w:numPr>
+          <w:ilvl w:val="0"/>
+          <w:numId w:val="1"/>
+        </w:numPr>
+        <w:spacing w:after="60"/>
+      </w:pPr>
+      <w:r>
+        <w:t xml:space="preserve">As falas dele que já estão no jogo foram escritas com o Zane empolgado ("Olha só: gente de carne e osso!", "Três de três! Você é bom nisso, hein?") e precisam ser revistas para o tom frio.</w:t>
       </w:r>
     </w:p>
     <w:p>

--- a/docs/historia/personagens/zane.docx
+++ b/docs/historia/personagens/zane.docx
@@ -4373,19 +4373,6 @@
       </w:r>
       <w:r>
         <w:t xml:space="preserve">).</w:t>
-      </w:r>
-    </w:p>
-    <w:p>
-      <w:pPr>
-        <w:pStyle w:val="ListParagraph"/>
-        <w:numPr>
-          <w:ilvl w:val="0"/>
-          <w:numId w:val="1"/>
-        </w:numPr>
-        <w:spacing w:after="60"/>
-      </w:pPr>
-      <w:r>
-        <w:t xml:space="preserve">As falas dele que já estão no jogo foram escritas com o Zane empolgado ("Olha só: gente de carne e osso!", "Três de três! Você é bom nisso, hein?") e precisam ser revistas para o tom frio.</w:t>
       </w:r>
     </w:p>
     <w:p>
